--- a/src/main/resources/templates/GiaiNgan/phieu-tiep-nhan-ho-so.docx
+++ b/src/main/resources/templates/GiaiNgan/phieu-tiep-nhan-ho-so.docx
@@ -37,6 +37,7 @@
           <w:tab w:val="center" w:pos="7119"/>
         </w:tabs>
         <w:ind w:left="0" w:firstLine="0"/>
+        <w:jc w:val="center"/>
       </w:pPr>
       <w:r>
         <w:rPr>
@@ -67,6 +68,7 @@
           <w:tab w:val="center" w:pos="7122"/>
         </w:tabs>
         <w:spacing w:after="37"/>
+        <w:jc w:val="center"/>
         <w:rPr>
           <w:rFonts w:ascii="Times New Roman" w:hAnsi="Times New Roman" w:cs="Times New Roman"/>
         </w:rPr>
@@ -106,6 +108,13 @@
           <w:rFonts w:ascii="Times New Roman" w:hAnsi="Times New Roman" w:cs="Times New Roman"/>
         </w:rPr>
       </w:pPr>
+      <w:r>
+        <w:rPr>
+          <w:rFonts w:ascii="Times New Roman" w:eastAsia="Times New Roman" w:hAnsi="Times New Roman" w:cs="Times New Roman"/>
+          <w:b/>
+        </w:rPr>
+        <w:t xml:space="preserve">        </w:t>
+      </w:r>
       <w:r>
         <w:rPr>
           <w:rFonts w:ascii="Times New Roman" w:eastAsia="Times New Roman" w:hAnsi="Times New Roman" w:cs="Times New Roman"/>
@@ -3477,6 +3486,7 @@
   <w:style w:type="character" w:default="1" w:styleId="DefaultParagraphFont">
     <w:name w:val="Default Paragraph Font"/>
     <w:uiPriority w:val="1"/>
+    <w:semiHidden/>
     <w:unhideWhenUsed/>
   </w:style>
   <w:style w:type="table" w:default="1" w:styleId="TableNormal">
